--- a/output/docx/en/BUFRCREX_CodeFlag_en_01.docx
+++ b/output/docx/en/BUFRCREX_CodeFlag_en_01.docx
@@ -768,7 +768,7 @@
           <w:i/>
           <w:sz w:val="14"/>
         </w:rPr>
-        <w:t>Note 10: (See Common Code table C-5 Part C/c.)</w:t>
+        <w:t>Note CF10: (See Common Code table C-5 Part C/c.)</w:t>
       </w:r>
     </w:p>
     <w:p/>
@@ -2884,7 +2884,7 @@
           <w:i/>
           <w:sz w:val="14"/>
         </w:rPr>
-        <w:t>Note 6: (See Common Code table C-1 in Part C/c.)</w:t>
+        <w:t>Note CF6: (See Common Code table C-1 in Part C/c.)</w:t>
       </w:r>
     </w:p>
     <w:p/>
@@ -3053,7 +3053,7 @@
           <w:i/>
           <w:sz w:val="14"/>
         </w:rPr>
-        <w:t>Note 6: (See Common Code table C-1 in Part C/c.)</w:t>
+        <w:t>Note CF6: (See Common Code table C-1 in Part C/c.)</w:t>
       </w:r>
     </w:p>
     <w:p/>
@@ -3222,7 +3222,7 @@
           <w:i/>
           <w:sz w:val="14"/>
         </w:rPr>
-        <w:t>Note 14: (To be defined by centres themselves - See Common Code table C-12 in Part C/c.)</w:t>
+        <w:t>Note CF14: (To be defined by centres themselves - See Common Code table C-12 in Part C/c.)</w:t>
       </w:r>
     </w:p>
     <w:p/>
@@ -3391,7 +3391,7 @@
           <w:i/>
           <w:sz w:val="14"/>
         </w:rPr>
-        <w:t>Note 6: (See Common Code table C-1 in Part C/c.)</w:t>
+        <w:t>Note CF6: (See Common Code table C-1 in Part C/c.)</w:t>
       </w:r>
     </w:p>
     <w:p/>
@@ -5422,7 +5422,7 @@
                 <w:b w:val="0"/>
                 <w:sz w:val="16"/>
               </w:rPr>
-              <w:t>Republic of Korea, Korea Ocean Research and Development Institute  (KORDI)</w:t>
+              <w:t>Republic of Korea, Korea Ocean Research and Development Institute (KORDI)</w:t>
             </w:r>
           </w:p>
         </w:tc>
@@ -7039,7 +7039,7 @@
           <w:i/>
           <w:sz w:val="14"/>
         </w:rPr>
-        <w:t>Note 78: The first three digits represent the ISO country code.</w:t>
+        <w:t>Note CF78: The first three digits represent the ISO country code.</w:t>
       </w:r>
     </w:p>
     <w:p/>
@@ -23170,7 +23170,7 @@
                 <w:b w:val="0"/>
                 <w:sz w:val="16"/>
               </w:rPr>
-              <w:t>Note 92: In order to distinguish unambiguously the cases of missing data and saturated pixels, n-bit image data should be encoded using a data width of n+1. Where such a descriptor is not already available in Class 30, operator descriptor 2 01 YYY should be used to modify the data width of the existing entry as required.</w:t>
+              <w:t>Note CF92: When Code figure 4 is used to specify a custom coordinate reference system, the ellipsoidal datum shall be an oblate ellipsoid of revolution, where the major axis is uniplanar with the equatorial plane and the minor axis traverses the prime meridian towards the prime pole. North corresponds to the direction from the Equator to the prime pole. East corresponds to the counterclockwise direction from the prime meridian as viewed from above the North Pole. In this case, the semi-major and semi-minor axes must be specified (e.g. by descriptors 0 01 152 and 0 01 153).</w:t>
             </w:r>
           </w:p>
         </w:tc>
@@ -23366,7 +23366,7 @@
           <w:i/>
           <w:sz w:val="14"/>
         </w:rPr>
-        <w:t>Note 39: EPSG is a dataset of coordinate system and coordinate system transformations, originally produced and maintained by the European Petroleum Survey Group. It is now maintained by the Geodesy Subcommittee of the International Association of Oil and Gas Producers Geomatics Committee.</w:t>
+        <w:t>Note CF39: EPSG is a dataset of coordinate system and coordinate system transformations, originally produced and maintained by the European Petroleum Survey Group. It is now maintained by the Geodesy Subcommittee of the International Association of Oil and Gas Producers Geomatics Committee.</w:t>
       </w:r>
     </w:p>
     <w:p/>
